--- a/docs/academic/C1SE.70_UserStoryDocument_DBCAS_ver1.1.docx
+++ b/docs/academic/C1SE.70_UserStoryDocument_DBCAS_ver1.1.docx
@@ -3635,7 +3635,7 @@
                 <w:rFonts w:eastAsia="Times New Roman"/>
                 <w:szCs w:val="26"/>
               </w:rPr>
-              <w:t>14/09/2026</w:t>
+              <w:t>18/09/2026</w:t>
             </w:r>
           </w:p>
         </w:tc>
@@ -3662,7 +3662,7 @@
               <w:rPr>
                 <w:szCs w:val="26"/>
               </w:rPr>
-              <w:t>Init</w:t>
+              <w:t>Initial release</w:t>
             </w:r>
           </w:p>
         </w:tc>
@@ -3691,7 +3691,7 @@
                 <w:rFonts w:eastAsia="Times New Roman"/>
                 <w:szCs w:val="26"/>
               </w:rPr>
-              <w:t>Thu, Nguyen Ngoc Anh &amp; Truong, Nguyen Quang</w:t>
+              <w:t>C1SE.70 Team</w:t>
             </w:r>
           </w:p>
         </w:tc>
@@ -3725,7 +3725,7 @@
                 <w:rFonts w:eastAsia="Times New Roman"/>
                 <w:szCs w:val="26"/>
               </w:rPr>
-              <w:t>1.1 (historical)</w:t>
+              <w:t>1.1</w:t>
             </w:r>
           </w:p>
         </w:tc>
@@ -3754,7 +3754,7 @@
                 <w:rFonts w:eastAsia="Times New Roman"/>
                 <w:szCs w:val="26"/>
               </w:rPr>
-              <w:t>19/09/2026</w:t>
+              <w:t>30/10/2026</w:t>
             </w:r>
           </w:p>
         </w:tc>
@@ -3810,400 +3810,12 @@
                 <w:rFonts w:eastAsia="Times New Roman"/>
                 <w:szCs w:val="26"/>
               </w:rPr>
-              <w:t>C1SE.70 Project Team</w:t>
-            </w:r>
-          </w:p>
-        </w:tc>
-      </w:tr>
-      <w:tr>
-        <w:trPr>
-          <w:cantSplit/>
-          <w:jc w:val="center"/>
-        </w:trPr>
-        <w:tc>
-          <w:tcPr>
-            <w:tcW w:w="1531" w:type="dxa"/>
-            <w:tcBorders>
-              <w:top w:val="single" w:sz="4" w:space="0" w:color="auto"/>
-              <w:left w:val="single" w:sz="4" w:space="0" w:color="auto"/>
-              <w:bottom w:val="single" w:sz="4" w:space="0" w:color="auto"/>
-              <w:right w:val="single" w:sz="4" w:space="0" w:color="auto"/>
-            </w:tcBorders>
-            <w:hideMark/>
-          </w:tcPr>
-          <w:p>
-            <w:pPr>
-              <w:spacing w:after="0" w:line="240" w:lineRule="auto"/>
-              <w:jc w:val="center"/>
-              <w:rPr>
-                <w:szCs w:val="26"/>
-              </w:rPr>
-            </w:pPr>
-            <w:r>
-              <w:rPr>
-                <w:rFonts w:eastAsia="Times New Roman"/>
-                <w:szCs w:val="26"/>
-              </w:rPr>
-              <w:t>1.2</w:t>
-            </w:r>
-          </w:p>
-        </w:tc>
-        <w:tc>
-          <w:tcPr>
-            <w:tcW w:w="1701" w:type="dxa"/>
-            <w:tcBorders>
-              <w:top w:val="single" w:sz="4" w:space="0" w:color="auto"/>
-              <w:left w:val="single" w:sz="4" w:space="0" w:color="auto"/>
-              <w:bottom w:val="single" w:sz="4" w:space="0" w:color="auto"/>
-              <w:right w:val="single" w:sz="4" w:space="0" w:color="auto"/>
-            </w:tcBorders>
-            <w:hideMark/>
-          </w:tcPr>
-          <w:p>
-            <w:pPr>
-              <w:spacing w:after="0" w:line="240" w:lineRule="auto"/>
-              <w:jc w:val="center"/>
-              <w:rPr>
-                <w:bCs/>
-                <w:szCs w:val="26"/>
-              </w:rPr>
-            </w:pPr>
-            <w:r>
-              <w:rPr>
-                <w:rFonts w:eastAsia="Times New Roman"/>
-                <w:szCs w:val="26"/>
-              </w:rPr>
-              <w:t>24/09/2026</w:t>
-            </w:r>
-          </w:p>
-        </w:tc>
-        <w:tc>
-          <w:tcPr>
-            <w:tcW w:w="4422" w:type="dxa"/>
-            <w:tcBorders>
-              <w:top w:val="single" w:sz="4" w:space="0" w:color="auto"/>
-              <w:left w:val="single" w:sz="4" w:space="0" w:color="auto"/>
-              <w:bottom w:val="single" w:sz="4" w:space="0" w:color="auto"/>
-              <w:right w:val="single" w:sz="4" w:space="0" w:color="auto"/>
-            </w:tcBorders>
-            <w:vAlign w:val="center"/>
-            <w:hideMark/>
-          </w:tcPr>
-          <w:p>
-            <w:pPr>
-              <w:spacing w:after="0" w:line="240" w:lineRule="auto"/>
-              <w:rPr>
-                <w:szCs w:val="26"/>
-              </w:rPr>
-            </w:pPr>
-            <w:r>
-              <w:rPr>
-                <w:szCs w:val="26"/>
-              </w:rPr>
-              <w:t>Update</w:t>
-            </w:r>
-          </w:p>
-        </w:tc>
-        <w:tc>
-          <w:tcPr>
-            <w:tcW w:w="1701" w:type="dxa"/>
-            <w:tcBorders>
-              <w:top w:val="single" w:sz="4" w:space="0" w:color="auto"/>
-              <w:left w:val="single" w:sz="4" w:space="0" w:color="auto"/>
-              <w:bottom w:val="single" w:sz="4" w:space="0" w:color="auto"/>
-              <w:right w:val="single" w:sz="4" w:space="0" w:color="auto"/>
-            </w:tcBorders>
-            <w:vAlign w:val="center"/>
-            <w:hideMark/>
-          </w:tcPr>
-          <w:p>
-            <w:pPr>
-              <w:spacing w:after="0" w:line="240" w:lineRule="auto"/>
-              <w:jc w:val="center"/>
-              <w:rPr>
-                <w:szCs w:val="26"/>
-              </w:rPr>
-            </w:pPr>
-            <w:r>
-              <w:rPr>
-                <w:rFonts w:eastAsia="Times New Roman"/>
-                <w:szCs w:val="26"/>
-              </w:rPr>
-              <w:t>C1SE.70 Project Team</w:t>
-            </w:r>
-          </w:p>
-        </w:tc>
-      </w:tr>
-      <w:tr>
-        <w:trPr>
-          <w:cantSplit/>
-          <w:jc w:val="center"/>
-        </w:trPr>
-        <w:tc>
-          <w:tcPr>
-            <w:tcW w:w="1531" w:type="dxa"/>
-          </w:tcPr>
-          <w:p>
-            <w:pPr>
-              <w:jc w:val="center"/>
-            </w:pPr>
-            <w:r>
-              <w:t>1.3</w:t>
-            </w:r>
-          </w:p>
-        </w:tc>
-        <w:tc>
-          <w:tcPr>
-            <w:tcW w:w="1701" w:type="dxa"/>
-          </w:tcPr>
-          <w:p>
-            <w:pPr>
-              <w:jc w:val="center"/>
-            </w:pPr>
-            <w:r>
-              <w:t>02/10/2026</w:t>
-            </w:r>
-          </w:p>
-        </w:tc>
-        <w:tc>
-          <w:tcPr>
-            <w:tcW w:w="4422" w:type="dxa"/>
-          </w:tcPr>
-          <w:p>
-            <w:r>
-              <w:t>Update</w:t>
-            </w:r>
-          </w:p>
-        </w:tc>
-        <w:tc>
-          <w:tcPr>
-            <w:tcW w:w="1701" w:type="dxa"/>
-          </w:tcPr>
-          <w:p>
-            <w:pPr>
-              <w:jc w:val="center"/>
-            </w:pPr>
-            <w:r>
-              <w:t>C1SE.70 Project Team</w:t>
-            </w:r>
-          </w:p>
-        </w:tc>
-      </w:tr>
-      <w:tr>
-        <w:trPr>
-          <w:cantSplit/>
-          <w:jc w:val="center"/>
-        </w:trPr>
-        <w:tc>
-          <w:tcPr>
-            <w:tcW w:w="1531" w:type="dxa"/>
-          </w:tcPr>
-          <w:p>
-            <w:pPr>
-              <w:jc w:val="center"/>
-            </w:pPr>
-            <w:r>
-              <w:rPr>
-                <w:sz w:val="22"/>
-              </w:rPr>
-              <w:lastRenderedPageBreak/>
-              <w:t>1.4</w:t>
-            </w:r>
-          </w:p>
-        </w:tc>
-        <w:tc>
-          <w:tcPr>
-            <w:tcW w:w="1701" w:type="dxa"/>
-          </w:tcPr>
-          <w:p>
-            <w:pPr>
-              <w:jc w:val="center"/>
-            </w:pPr>
-            <w:r>
-              <w:rPr>
-                <w:sz w:val="22"/>
-              </w:rPr>
-              <w:t>22/10/2026</w:t>
-            </w:r>
-          </w:p>
-        </w:tc>
-        <w:tc>
-          <w:tcPr>
-            <w:tcW w:w="4422" w:type="dxa"/>
-          </w:tcPr>
-          <w:p>
-            <w:r>
-              <w:rPr>
-                <w:sz w:val="22"/>
-              </w:rPr>
-              <w:t>Merge duplicate versions and align stories with implemented personalized assessments, human-verified result release, cumulative competency, social sign-in, role audit, and bilingual UI</w:t>
-            </w:r>
-          </w:p>
-        </w:tc>
-        <w:tc>
-          <w:tcPr>
-            <w:tcW w:w="1701" w:type="dxa"/>
-          </w:tcPr>
-          <w:p>
-            <w:pPr>
-              <w:jc w:val="center"/>
-            </w:pPr>
-            <w:r>
-              <w:rPr>
-                <w:sz w:val="22"/>
-              </w:rPr>
-              <w:t>C1SE.70 Project Team</w:t>
-            </w:r>
-          </w:p>
-        </w:tc>
-      </w:tr>
-      <w:tr>
-        <w:trPr>
-          <w:cantSplit/>
-          <w:jc w:val="center"/>
-        </w:trPr>
-        <w:tc>
-          <w:tcPr>
-            <w:tcW w:w="1531" w:type="dxa"/>
-          </w:tcPr>
-          <w:p>
-            <w:pPr>
-              <w:jc w:val="center"/>
-            </w:pPr>
-            <w:r>
-              <w:rPr>
-                <w:sz w:val="22"/>
-              </w:rPr>
-              <w:t>1.5</w:t>
-            </w:r>
-          </w:p>
-        </w:tc>
-        <w:tc>
-          <w:tcPr>
-            <w:tcW w:w="1701" w:type="dxa"/>
-          </w:tcPr>
-          <w:p>
-            <w:pPr>
-              <w:jc w:val="center"/>
-            </w:pPr>
-            <w:r>
-              <w:rPr>
-                <w:sz w:val="22"/>
-              </w:rPr>
-              <w:t>29/10/2026</w:t>
-            </w:r>
-          </w:p>
-        </w:tc>
-        <w:tc>
-          <w:tcPr>
-            <w:tcW w:w="4422" w:type="dxa"/>
-          </w:tcPr>
-          <w:p>
-            <w:r>
-              <w:rPr>
-                <w:sz w:val="22"/>
-              </w:rPr>
-              <w:t>Personalized stories aligned with adaptive formal delivery, frozen practice plans, explicit shortage and opt-in AI generation.</w:t>
-            </w:r>
-          </w:p>
-        </w:tc>
-        <w:tc>
-          <w:tcPr>
-            <w:tcW w:w="1701" w:type="dxa"/>
-          </w:tcPr>
-          <w:p>
-            <w:pPr>
-              <w:jc w:val="center"/>
-            </w:pPr>
-            <w:r>
-              <w:rPr>
-                <w:sz w:val="22"/>
-              </w:rPr>
-              <w:t>C1SE.70 Project Team</w:t>
-            </w:r>
-          </w:p>
-        </w:tc>
-      </w:tr>
-      <w:tr>
-        <w:trPr>
-          <w:cantSplit/>
-          <w:jc w:val="center"/>
-        </w:trPr>
-        <w:tc>
-          <w:tcPr>
-            <w:tcW w:w="1531" w:type="dxa"/>
-          </w:tcPr>
-          <w:p>
-            <w:pPr>
-              <w:jc w:val="center"/>
-            </w:pPr>
-            <w:r>
-              <w:rPr>
-                <w:sz w:val="22"/>
-              </w:rPr>
-              <w:t>1.1</w:t>
-            </w:r>
-          </w:p>
-        </w:tc>
-        <w:tc>
-          <w:tcPr>
-            <w:tcW w:w="1701" w:type="dxa"/>
-          </w:tcPr>
-          <w:p>
-            <w:pPr>
-              <w:jc w:val="center"/>
-            </w:pPr>
-            <w:r>
-              <w:rPr>
-                <w:sz w:val="22"/>
-              </w:rPr>
-              <w:t>30/10/2026</w:t>
-            </w:r>
-          </w:p>
-        </w:tc>
-        <w:tc>
-          <w:tcPr>
-            <w:tcW w:w="4422" w:type="dxa"/>
-          </w:tcPr>
-          <w:p>
-            <w:r>
-              <w:rPr>
-                <w:sz w:val="22"/>
-              </w:rPr>
-              <w:t>Unified published baseline: implementation-aligned content, adaptive formal delivery, BANK/AI source modes, 36-table schema, password recovery, role separation and release/privacy guarantees.</w:t>
-            </w:r>
-          </w:p>
-        </w:tc>
-        <w:tc>
-          <w:tcPr>
-            <w:tcW w:w="1701" w:type="dxa"/>
-          </w:tcPr>
-          <w:p>
-            <w:pPr>
-              <w:jc w:val="center"/>
-            </w:pPr>
-            <w:r>
-              <w:rPr>
-                <w:sz w:val="22"/>
-              </w:rPr>
-              <w:t>C1SE.70 Project Team</w:t>
+              <w:t>C1SE.70 Team</w:t>
             </w:r>
           </w:p>
         </w:tc>
       </w:tr>
     </w:tbl>
-    <w:p>
-      <w:pPr>
-        <w:spacing w:before="80"/>
-      </w:pPr>
-      <w:r>
-        <w:rPr>
-          <w:i/>
-          <w:sz w:val="18"/>
-        </w:rPr>
-        <w:t>Versioning note: this table preserves the document's real working history. Revisions 1.2–1.5 were successive working drafts prepared after the original 1.1. For publication, the Proposal, User Story, System Architecture and Database Design are released together as the single v1.1 baseline; the original 1.1 row is retained as historical, and the new 1.1 row records this unified publication. No historical date, author or approval has been changed.</w:t>
-      </w:r>
-    </w:p>
     <w:sdt>
       <w:sdtPr>
         <w:rPr>
